--- a/工业互联网应用专业《Python程序设计（项目实战）》授课计划表v3.0.docx
+++ b/工业互联网应用专业《Python程序设计（项目实战）》授课计划表v3.0.docx
@@ -885,6 +885,8 @@
           <w:szCs w:val="32"/>
         </w:rPr>
         <w:sectPr>
+          <w:headerReference w:type="default" r:id="rId7"/>
+          <w:footerReference w:type="default" r:id="rId8"/>
           <w:pgSz w:w="11906" w:h="16838"/>
           <w:pgMar w:top="1417" w:right="1417" w:bottom="1417" w:left="1417" w:header="851" w:footer="1474" w:gutter="0"/>
           <w:pgNumType w:fmt="numberInDash"/>
@@ -7676,6 +7678,46 @@
           <w:szCs w:val="32"/>
         </w:rPr>
         <w:t>院长签字：                                   教务处审核：                        填表时间：</w:t>
+      </w:r>
+    </w:p>
+    <w:p>
+      <w:r>
+        <w:rPr>
+          <w:rFonts w:ascii="宋体" w:hAnsi="宋体" w:eastAsia="宋体"/>
+          <w:b/>
+          <w:sz w:val="24"/>
+        </w:rPr>
+        <w:t>补充：学时口径一致性声明</w:t>
+      </w:r>
+    </w:p>
+    <w:p>
+      <w:r>
+        <w:rPr>
+          <w:rFonts w:ascii="宋体" w:hAnsi="宋体" w:eastAsia="宋体"/>
+          <w:b w:val="0"/>
+          <w:sz w:val="20"/>
+        </w:rPr>
+        <w:t>本授课计划表学时与课程标准、课程教学设计三处一致：总学时 4（理论 None ＋ 实训 None），学分 None。</w:t>
+      </w:r>
+    </w:p>
+    <w:p>
+      <w:r>
+        <w:rPr>
+          <w:rFonts w:ascii="宋体" w:hAnsi="宋体" w:eastAsia="宋体"/>
+          <w:b w:val="0"/>
+          <w:sz w:val="20"/>
+        </w:rPr>
+        <w:t>核验式：理论None ＋ 实训None ＝ 0；与总学时4 相比 不闭合（须回改本表或课标）。</w:t>
+      </w:r>
+    </w:p>
+    <w:p>
+      <w:r>
+        <w:rPr>
+          <w:rFonts w:ascii="宋体" w:hAnsi="宋体" w:eastAsia="宋体"/>
+          <w:b w:val="0"/>
+          <w:sz w:val="20"/>
+        </w:rPr>
+        <w:t>任一课次的周次、学时或地点与课标/教学设计不一致时，先改本表并对齐后，再更新教案与课件页眉。</w:t>
       </w:r>
     </w:p>
     <w:sectPr>
@@ -7867,6 +7909,26 @@
     </w:r>
   </w:p>
 </w:ftr>
+</file>
+
+<file path=word/footer2.xml><?xml version="1.0" encoding="utf-8"?>
+<w:ftr xmlns:m="http://schemas.openxmlformats.org/officeDocument/2006/math" xmlns:mc="http://schemas.openxmlformats.org/markup-compatibility/2006" xmlns:mo="http://schemas.microsoft.com/office/mac/office/2008/main" xmlns:mv="urn:schemas-microsoft-com:mac:vml" xmlns:o="urn:schemas-microsoft-com:office:office" xmlns:r="http://schemas.openxmlformats.org/officeDocument/2006/relationships" xmlns:v="urn:schemas-microsoft-com:vml" xmlns:w10="urn:schemas-microsoft-com:office:word" xmlns:w14="http://schemas.microsoft.com/office/word/2010/wordml" xmlns:w="http://schemas.openxmlformats.org/wordprocessingml/2006/main" xmlns:wne="http://schemas.microsoft.com/office/word/2006/wordml" xmlns:wp14="http://schemas.microsoft.com/office/word/2010/wordprocessingDrawing" xmlns:wp="http://schemas.openxmlformats.org/drawingml/2006/wordprocessingDrawing" xmlns:wpc="http://schemas.microsoft.com/office/word/2010/wordprocessingCanvas" xmlns:wpg="http://schemas.microsoft.com/office/word/2010/wordprocessingGroup" xmlns:wpi="http://schemas.microsoft.com/office/word/2010/wordprocessingInk" xmlns:wps="http://schemas.microsoft.com/office/word/2010/wordprocessingShape" mc:Ignorable="w14 wp14">
+  <w:p>
+    <w:pPr>
+      <w:pStyle w:val="Footer"/>
+    </w:pPr>
+  </w:p>
+</w:ftr>
+</file>
+
+<file path=word/header1.xml><?xml version="1.0" encoding="utf-8"?>
+<w:hdr xmlns:m="http://schemas.openxmlformats.org/officeDocument/2006/math" xmlns:mc="http://schemas.openxmlformats.org/markup-compatibility/2006" xmlns:mo="http://schemas.microsoft.com/office/mac/office/2008/main" xmlns:mv="urn:schemas-microsoft-com:mac:vml" xmlns:o="urn:schemas-microsoft-com:office:office" xmlns:r="http://schemas.openxmlformats.org/officeDocument/2006/relationships" xmlns:v="urn:schemas-microsoft-com:vml" xmlns:w10="urn:schemas-microsoft-com:office:word" xmlns:w14="http://schemas.microsoft.com/office/word/2010/wordml" xmlns:w="http://schemas.openxmlformats.org/wordprocessingml/2006/main" xmlns:wne="http://schemas.microsoft.com/office/word/2006/wordml" xmlns:wp14="http://schemas.microsoft.com/office/word/2010/wordprocessingDrawing" xmlns:wp="http://schemas.openxmlformats.org/drawingml/2006/wordprocessingDrawing" xmlns:wpc="http://schemas.microsoft.com/office/word/2010/wordprocessingCanvas" xmlns:wpg="http://schemas.microsoft.com/office/word/2010/wordprocessingGroup" xmlns:wpi="http://schemas.microsoft.com/office/word/2010/wordprocessingInk" xmlns:wps="http://schemas.microsoft.com/office/word/2010/wordprocessingShape" mc:Ignorable="w14 wp14">
+  <w:p>
+    <w:pPr>
+      <w:pStyle w:val="Header"/>
+    </w:pPr>
+  </w:p>
+</w:hdr>
 </file>
 
 <file path=word/styles.xml><?xml version="1.0" encoding="utf-8"?>
